--- a/en/scientists/CV/Word/Omarov_Murad_CV_EN.docx
+++ b/en/scientists/CV/Word/Omarov_Murad_CV_EN.docx
@@ -439,7 +439,7 @@
           <w:sz w:val="21"/>
           <w:szCs w:val="21"/>
         </w:rPr>
-        <w:t>Murad Omarov is vice-rector for international cooperation at Kharkiv National University of Radio Electronics, a post he has held since 2015, and a professor there. He qualified as an electronic engineering engineer at the Kharkov Institute of Radio Electronics in 1980–1985. The CV describes a Candidate of Technical Sciences degree from postgraduate study in 1988–1991, and labels that thesis a PhD thesis, and a Doctor of Technical Sciences degree from doctoral study in 1999–2003. He has supervised four doctoral theses and teaches courses in communications, automation, robotics, and higher mathematics.</w:t>
+        <w:t>Murad Omarov is vice-rector for international cooperation at Kharkiv National University of Radio Electronics, a post he has held since 2015, and a professor there. He qualified as an electronic engineering engineer at the Kharkov Institute of Radio Electronics in 1980–1985. Received a Candidate of Technical Sciences degree (postgraduate study 1988–1991; also titled a PhD thesis) and a Doctor of Technical Sciences degree (doctoral study 1999–2003). He has supervised four doctoral theses and teaches courses in communications, automation, robotics, and higher mathematics.</w:t>
       </w:r>
     </w:p>
     <w:p>
@@ -806,7 +806,7 @@
                 <w:sz w:val="21"/>
                 <w:szCs w:val="21"/>
               </w:rPr>
-              <w:t>Candidate of technical sciences, information and measurement systems and networks. Thesis: research and development of new elements and devices of electronic equipment, and improvement of fiber-optic information transmission systems. Supervisor: Prof. I. Sh. Nevludov. The CV titles this a PhD thesis</w:t>
+              <w:t>Candidate of technical sciences, information and measurement systems and networks. Thesis: research and development of new elements and devices of electronic equipment, and improvement of fiber-optic information transmission systems. Supervisor: Prof. I. Sh. Nevludov. Also titled a PhD thesis.</w:t>
             </w:r>
           </w:p>
         </w:tc>
